--- a/OOP7.docx
+++ b/OOP7.docx
@@ -730,6 +730,7 @@
         </w:rPr>
         <w:t xml:space="preserve"> </w:t>
       </w:r>
+      <w:proofErr w:type="spellStart"/>
       <w:r>
         <w:rPr>
           <w:rFonts w:ascii="Times New Roman" w:eastAsia="Times New Roman" w:hAnsi="Times New Roman" w:cs="Times New Roman"/>
@@ -738,6 +739,7 @@
         </w:rPr>
         <w:t>Афонин</w:t>
       </w:r>
+      <w:proofErr w:type="spellEnd"/>
       <w:r>
         <w:rPr>
           <w:rFonts w:ascii="Times New Roman" w:eastAsia="Times New Roman" w:hAnsi="Times New Roman" w:cs="Times New Roman"/>
@@ -931,7 +933,14 @@
         <w:rPr>
           <w:shd w:val="clear" w:color="auto" w:fill="FFFFFF"/>
         </w:rPr>
-        <w:t>Научиться использовать паттерн Model</w:t>
+        <w:t xml:space="preserve">Научиться использовать паттерн </w:t>
+      </w:r>
+      <w:proofErr w:type="spellStart"/>
+      <w:r>
+        <w:rPr>
+          <w:shd w:val="clear" w:color="auto" w:fill="FFFFFF"/>
+        </w:rPr>
+        <w:t>Model</w:t>
       </w:r>
       <w:r>
         <w:rPr>
@@ -945,7 +954,14 @@
           <w:shd w:val="clear" w:color="auto" w:fill="FFFFFF"/>
         </w:rPr>
         <w:noBreakHyphen/>
-        <w:t>Controller для разделения логики, данных и интерфейса в приложении на платформе .NET.</w:t>
+        <w:t>Controller</w:t>
+      </w:r>
+      <w:proofErr w:type="spellEnd"/>
+      <w:r>
+        <w:rPr>
+          <w:shd w:val="clear" w:color="auto" w:fill="FFFFFF"/>
+        </w:rPr>
+        <w:t xml:space="preserve"> для разделения логики, данных и интерфейса в приложении на платформе .NET.</w:t>
       </w:r>
     </w:p>
     <w:p>
@@ -1098,9 +1114,11 @@
       <w:r>
         <w:t xml:space="preserve"> </w:t>
       </w:r>
+      <w:proofErr w:type="spellStart"/>
       <w:r>
         <w:t>валидацию</w:t>
       </w:r>
+      <w:proofErr w:type="spellEnd"/>
       <w:r>
         <w:t xml:space="preserve"> </w:t>
       </w:r>
@@ -1186,15 +1204,19 @@
       <w:r>
         <w:t xml:space="preserve"> </w:t>
       </w:r>
+      <w:proofErr w:type="spellStart"/>
       <w:r>
         <w:t>Windows</w:t>
       </w:r>
-      <w:r>
-        <w:t xml:space="preserve"> </w:t>
-      </w:r>
+      <w:proofErr w:type="spellEnd"/>
+      <w:r>
+        <w:t xml:space="preserve"> </w:t>
+      </w:r>
+      <w:proofErr w:type="spellStart"/>
       <w:r>
         <w:t>Forms</w:t>
       </w:r>
+      <w:proofErr w:type="spellEnd"/>
       <w:r>
         <w:t xml:space="preserve"> </w:t>
       </w:r>
@@ -1266,9 +1288,11 @@
       <w:r>
         <w:t xml:space="preserve"> </w:t>
       </w:r>
+      <w:proofErr w:type="spellStart"/>
       <w:r>
         <w:t>InternetShop</w:t>
       </w:r>
+      <w:proofErr w:type="spellEnd"/>
       <w:r>
         <w:t xml:space="preserve">, который </w:t>
       </w:r>
@@ -1296,9 +1320,11 @@
       <w:r>
         <w:t xml:space="preserve"> </w:t>
       </w:r>
+      <w:proofErr w:type="spellStart"/>
       <w:r>
         <w:t>InternetShopCollection</w:t>
       </w:r>
+      <w:proofErr w:type="spellEnd"/>
       <w:r>
         <w:t xml:space="preserve">, который </w:t>
       </w:r>
@@ -1344,8 +1370,13 @@
       <w:r>
         <w:t xml:space="preserve"> </w:t>
       </w:r>
-      <w:r>
-        <w:t>CollectionChanged.</w:t>
+      <w:proofErr w:type="spellStart"/>
+      <w:r>
+        <w:t>CollectionChanged</w:t>
+      </w:r>
+      <w:proofErr w:type="spellEnd"/>
+      <w:r>
+        <w:t>.</w:t>
       </w:r>
       <w:r>
         <w:t xml:space="preserve"> </w:t>
@@ -1446,9 +1477,11 @@
       <w:pPr>
         <w:pStyle w:val="af2"/>
       </w:pPr>
+      <w:proofErr w:type="spellStart"/>
       <w:r>
         <w:t>ConsoleView</w:t>
       </w:r>
+      <w:proofErr w:type="spellEnd"/>
       <w:r>
         <w:t xml:space="preserve"> </w:t>
       </w:r>
@@ -1638,9 +1671,11 @@
       <w:pPr>
         <w:pStyle w:val="af2"/>
       </w:pPr>
+      <w:proofErr w:type="spellStart"/>
       <w:r>
         <w:t>FormController</w:t>
       </w:r>
+      <w:proofErr w:type="spellEnd"/>
       <w:r>
         <w:t xml:space="preserve"> </w:t>
       </w:r>
@@ -1734,9 +1769,11 @@
       <w:r>
         <w:t xml:space="preserve"> </w:t>
       </w:r>
+      <w:proofErr w:type="spellStart"/>
       <w:r>
         <w:t>InputChecker</w:t>
       </w:r>
+      <w:proofErr w:type="spellEnd"/>
       <w:r>
         <w:t>,</w:t>
       </w:r>
@@ -1781,9 +1818,11 @@
       <w:pPr>
         <w:pStyle w:val="af2"/>
       </w:pPr>
+      <w:proofErr w:type="spellStart"/>
       <w:r>
         <w:t>ConsoleController</w:t>
       </w:r>
+      <w:proofErr w:type="spellEnd"/>
       <w:r>
         <w:t xml:space="preserve"> </w:t>
       </w:r>
@@ -1847,9 +1886,11 @@
       <w:r>
         <w:t xml:space="preserve"> </w:t>
       </w:r>
+      <w:proofErr w:type="spellStart"/>
       <w:r>
         <w:t>InternetShopCollection</w:t>
       </w:r>
+      <w:proofErr w:type="spellEnd"/>
       <w:r>
         <w:t xml:space="preserve"> </w:t>
       </w:r>
@@ -1877,8 +1918,13 @@
       <w:r>
         <w:t xml:space="preserve"> </w:t>
       </w:r>
-      <w:r>
-        <w:t>ConsoleView.</w:t>
+      <w:proofErr w:type="spellStart"/>
+      <w:r>
+        <w:t>ConsoleView</w:t>
+      </w:r>
+      <w:proofErr w:type="spellEnd"/>
+      <w:r>
+        <w:t>.</w:t>
       </w:r>
     </w:p>
     <w:p>
@@ -1903,9 +1949,11 @@
       <w:r>
         <w:t xml:space="preserve"> </w:t>
       </w:r>
+      <w:proofErr w:type="spellStart"/>
       <w:r>
         <w:t>Program.Main</w:t>
       </w:r>
+      <w:proofErr w:type="spellEnd"/>
       <w:r>
         <w:t xml:space="preserve"> </w:t>
       </w:r>
@@ -1951,9 +1999,11 @@
       <w:r>
         <w:t xml:space="preserve"> </w:t>
       </w:r>
+      <w:proofErr w:type="spellStart"/>
       <w:r>
         <w:t>console</w:t>
       </w:r>
+      <w:proofErr w:type="spellEnd"/>
       <w:r>
         <w:t xml:space="preserve"> </w:t>
       </w:r>
@@ -2073,10 +2123,12 @@
       <w:pPr>
         <w:pStyle w:val="af2"/>
       </w:pPr>
+      <w:proofErr w:type="spellStart"/>
       <w:r>
         <w:lastRenderedPageBreak/>
         <w:t>Валидация</w:t>
       </w:r>
+      <w:proofErr w:type="spellEnd"/>
       <w:r>
         <w:t xml:space="preserve"> </w:t>
       </w:r>
@@ -2122,9 +2174,11 @@
       <w:r>
         <w:t xml:space="preserve"> </w:t>
       </w:r>
+      <w:proofErr w:type="spellStart"/>
       <w:r>
         <w:t>InputChecker.IsValidShopName</w:t>
       </w:r>
+      <w:proofErr w:type="spellEnd"/>
       <w:r>
         <w:t xml:space="preserve"> </w:t>
       </w:r>
@@ -2134,8 +2188,13 @@
       <w:r>
         <w:t xml:space="preserve"> </w:t>
       </w:r>
-      <w:r>
-        <w:t>InputChecker.IsValidAddress,</w:t>
+      <w:proofErr w:type="spellStart"/>
+      <w:r>
+        <w:t>InputChecker.IsValidAddress</w:t>
+      </w:r>
+      <w:proofErr w:type="spellEnd"/>
+      <w:r>
+        <w:t>,</w:t>
       </w:r>
       <w:r>
         <w:t xml:space="preserve"> </w:t>
@@ -2182,9 +2241,11 @@
       <w:r>
         <w:t xml:space="preserve"> </w:t>
       </w:r>
+      <w:proofErr w:type="spellStart"/>
       <w:r>
         <w:t>неотрицательность</w:t>
       </w:r>
+      <w:proofErr w:type="spellEnd"/>
       <w:r>
         <w:t xml:space="preserve"> </w:t>
       </w:r>
@@ -2236,9 +2297,11 @@
       <w:r>
         <w:t xml:space="preserve"> </w:t>
       </w:r>
+      <w:proofErr w:type="spellStart"/>
       <w:r>
         <w:t>BoxMessage</w:t>
       </w:r>
+      <w:proofErr w:type="spellEnd"/>
       <w:r>
         <w:t xml:space="preserve"> </w:t>
       </w:r>
@@ -2280,9 +2343,11 @@
       <w:r>
         <w:t xml:space="preserve"> </w:t>
       </w:r>
+      <w:proofErr w:type="spellStart"/>
       <w:r>
         <w:t>InternetShopCollection</w:t>
       </w:r>
+      <w:proofErr w:type="spellEnd"/>
       <w:r>
         <w:t xml:space="preserve"> </w:t>
       </w:r>
@@ -2464,20 +2529,56 @@
       <w:pPr>
         <w:pStyle w:val="af3"/>
       </w:pPr>
+      <w:bookmarkStart w:id="0" w:name="_GoBack"/>
+      <w:r>
+        <w:drawing>
+          <wp:inline distT="0" distB="0" distL="0" distR="0" wp14:anchorId="6B754F5E" wp14:editId="33D9E31E">
+            <wp:extent cx="4980305" cy="2690057"/>
+            <wp:effectExtent l="0" t="0" r="0" b="0"/>
+            <wp:docPr id="1" name="Рисунок 1"/>
+            <wp:cNvGraphicFramePr>
+              <a:graphicFrameLocks xmlns:a="http://schemas.openxmlformats.org/drawingml/2006/main" noChangeAspect="1"/>
+            </wp:cNvGraphicFramePr>
+            <a:graphic xmlns:a="http://schemas.openxmlformats.org/drawingml/2006/main">
+              <a:graphicData uri="http://schemas.openxmlformats.org/drawingml/2006/picture">
+                <pic:pic xmlns:pic="http://schemas.openxmlformats.org/drawingml/2006/picture">
+                  <pic:nvPicPr>
+                    <pic:cNvPr id="1" name=""/>
+                    <pic:cNvPicPr/>
+                  </pic:nvPicPr>
+                  <pic:blipFill>
+                    <a:blip r:embed="rId8"/>
+                    <a:stretch>
+                      <a:fillRect/>
+                    </a:stretch>
+                  </pic:blipFill>
+                  <pic:spPr>
+                    <a:xfrm>
+                      <a:off x="0" y="0"/>
+                      <a:ext cx="4991041" cy="2695856"/>
+                    </a:xfrm>
+                    <a:prstGeom prst="rect">
+                      <a:avLst/>
+                    </a:prstGeom>
+                  </pic:spPr>
+                </pic:pic>
+              </a:graphicData>
+            </a:graphic>
+          </wp:inline>
+        </w:drawing>
+      </w:r>
+      <w:bookmarkEnd w:id="0"/>
     </w:p>
     <w:p>
       <w:pPr>
         <w:pStyle w:val="af3"/>
-      </w:pPr>
-      <w:r>
         <w:rPr>
           <w:rStyle w:val="af6"/>
           <w:rFonts w:eastAsiaTheme="majorEastAsia"/>
           <w:i w:val="0"/>
           <w:iCs w:val="0"/>
         </w:rPr>
-        <w:t>Рисунок</w:t>
-      </w:r>
+      </w:pPr>
       <w:r>
         <w:rPr>
           <w:rStyle w:val="af6"/>
@@ -2485,7 +2586,7 @@
           <w:i w:val="0"/>
           <w:iCs w:val="0"/>
         </w:rPr>
-        <w:t xml:space="preserve"> </w:t>
+        <w:t>Рисунок</w:t>
       </w:r>
       <w:r>
         <w:rPr>
@@ -2494,7 +2595,7 @@
           <w:i w:val="0"/>
           <w:iCs w:val="0"/>
         </w:rPr>
-        <w:t>1</w:t>
+        <w:t xml:space="preserve"> </w:t>
       </w:r>
       <w:r>
         <w:rPr>
@@ -2503,7 +2604,7 @@
           <w:i w:val="0"/>
           <w:iCs w:val="0"/>
         </w:rPr>
-        <w:t xml:space="preserve"> </w:t>
+        <w:t>1</w:t>
       </w:r>
       <w:r>
         <w:rPr>
@@ -2512,7 +2613,7 @@
           <w:i w:val="0"/>
           <w:iCs w:val="0"/>
         </w:rPr>
-        <w:t>–</w:t>
+        <w:t xml:space="preserve"> </w:t>
       </w:r>
       <w:r>
         <w:rPr>
@@ -2521,7 +2622,7 @@
           <w:i w:val="0"/>
           <w:iCs w:val="0"/>
         </w:rPr>
-        <w:t xml:space="preserve"> </w:t>
+        <w:t>–</w:t>
       </w:r>
       <w:r>
         <w:rPr>
@@ -2530,7 +2631,7 @@
           <w:i w:val="0"/>
           <w:iCs w:val="0"/>
         </w:rPr>
-        <w:t>Диаграмма</w:t>
+        <w:t xml:space="preserve"> </w:t>
       </w:r>
       <w:r>
         <w:rPr>
@@ -2539,7 +2640,7 @@
           <w:i w:val="0"/>
           <w:iCs w:val="0"/>
         </w:rPr>
-        <w:t xml:space="preserve"> </w:t>
+        <w:t>Диаграмма</w:t>
       </w:r>
       <w:r>
         <w:rPr>
@@ -2548,7 +2649,7 @@
           <w:i w:val="0"/>
           <w:iCs w:val="0"/>
         </w:rPr>
-        <w:t>вариантов</w:t>
+        <w:t xml:space="preserve"> </w:t>
       </w:r>
       <w:r>
         <w:rPr>
@@ -2557,7 +2658,7 @@
           <w:i w:val="0"/>
           <w:iCs w:val="0"/>
         </w:rPr>
-        <w:t xml:space="preserve"> </w:t>
+        <w:t>вариантов</w:t>
       </w:r>
       <w:r>
         <w:rPr>
@@ -2566,8 +2667,43 @@
           <w:i w:val="0"/>
           <w:iCs w:val="0"/>
         </w:rPr>
+        <w:t xml:space="preserve"> </w:t>
+      </w:r>
+      <w:r>
+        <w:rPr>
+          <w:rStyle w:val="af6"/>
+          <w:rFonts w:eastAsiaTheme="majorEastAsia"/>
+          <w:i w:val="0"/>
+          <w:iCs w:val="0"/>
+        </w:rPr>
         <w:t>использования</w:t>
       </w:r>
+    </w:p>
+    <w:p>
+      <w:pPr>
+        <w:pStyle w:val="af2"/>
+      </w:pPr>
+      <w:r>
+        <w:rPr>
+          <w:rStyle w:val="a6"/>
+          <w:b w:val="0"/>
+          <w:bCs w:val="0"/>
+        </w:rPr>
+        <w:t xml:space="preserve">Диаграмма классов </w:t>
+      </w:r>
+      <w:r>
+        <w:t>представлена на рисунке 2.</w:t>
+      </w:r>
+    </w:p>
+    <w:p>
+      <w:pPr>
+        <w:pStyle w:val="af3"/>
+      </w:pPr>
+    </w:p>
+    <w:p>
+      <w:pPr>
+        <w:pStyle w:val="af3"/>
+      </w:pPr>
     </w:p>
     <w:p>
       <w:pPr>
@@ -2612,11 +2748,9 @@
           <w:szCs w:val="28"/>
         </w:rPr>
       </w:pPr>
-      <w:bookmarkStart w:id="0" w:name="_GoBack"/>
-      <w:bookmarkEnd w:id="0"/>
     </w:p>
     <w:sectPr>
-      <w:footerReference w:type="default" r:id="rId8"/>
+      <w:footerReference w:type="default" r:id="rId9"/>
       <w:pgSz w:w="11906" w:h="16838"/>
       <w:pgMar w:top="1134" w:right="850" w:bottom="1134" w:left="1701" w:header="708" w:footer="708" w:gutter="0"/>
       <w:cols w:space="708"/>
@@ -2662,6 +2796,7 @@
         <w:docPartUnique/>
       </w:docPartObj>
     </w:sdtPr>
+    <w:sdtEndPr/>
     <w:sdtContent>
       <w:p>
         <w:pPr>
@@ -6278,7 +6413,7 @@
 </file>
 
 <file path=customXml/itemProps1.xml><?xml version="1.0" encoding="utf-8"?>
-<ds:datastoreItem xmlns:ds="http://schemas.openxmlformats.org/officeDocument/2006/customXml" ds:itemID="{3F50A594-F694-4129-9589-FA934D961466}">
+<ds:datastoreItem xmlns:ds="http://schemas.openxmlformats.org/officeDocument/2006/customXml" ds:itemID="{716D0129-66F5-4D79-A4E3-C7C2B78F1BE5}">
   <ds:schemaRefs>
     <ds:schemaRef ds:uri="http://schemas.openxmlformats.org/officeDocument/2006/bibliography"/>
   </ds:schemaRefs>
